--- a/Diplomarbeit/8_Zeichnungen/Schaltplan.docx
+++ b/Diplomarbeit/8_Zeichnungen/Schaltplan.docx
@@ -8,18 +8,18 @@
           <w:noProof/>
         </w:rPr>
         <w:drawing>
-          <wp:anchor distT="0" distB="0" distL="114300" distR="114300" simplePos="0" relativeHeight="251658240" behindDoc="1" locked="0" layoutInCell="1" allowOverlap="1" wp14:anchorId="0AF90452" wp14:editId="56518C50">
+          <wp:anchor distT="0" distB="0" distL="114300" distR="114300" simplePos="0" relativeHeight="251658240" behindDoc="1" locked="0" layoutInCell="1" allowOverlap="1" wp14:anchorId="6E5597E3" wp14:editId="53A41794">
             <wp:simplePos x="0" y="0"/>
             <wp:positionH relativeFrom="page">
               <wp:align>left</wp:align>
             </wp:positionH>
             <wp:positionV relativeFrom="paragraph">
-              <wp:posOffset>-899187</wp:posOffset>
+              <wp:posOffset>-897875</wp:posOffset>
             </wp:positionV>
-            <wp:extent cx="10720657" cy="7581089"/>
-            <wp:effectExtent l="0" t="0" r="5080" b="1270"/>
+            <wp:extent cx="10795591" cy="7634079"/>
+            <wp:effectExtent l="0" t="0" r="6350" b="5080"/>
             <wp:wrapNone/>
-            <wp:docPr id="1494976313" name="Grafik 1" descr="Ein Bild, das Diagramm, Text, Plan, technische Zeichnung enthält.&#10;&#10;KI-generierte Inhalte können fehlerhaft sein."/>
+            <wp:docPr id="266456211" name="Grafik 1"/>
             <wp:cNvGraphicFramePr>
               <a:graphicFrameLocks xmlns:a="http://schemas.openxmlformats.org/drawingml/2006/main" noChangeAspect="1"/>
             </wp:cNvGraphicFramePr>
@@ -27,7 +27,7 @@
               <a:graphicData uri="http://schemas.openxmlformats.org/drawingml/2006/picture">
                 <pic:pic xmlns:pic="http://schemas.openxmlformats.org/drawingml/2006/picture">
                   <pic:nvPicPr>
-                    <pic:cNvPr id="1494976313" name="Grafik 1" descr="Ein Bild, das Diagramm, Text, Plan, technische Zeichnung enthält.&#10;&#10;KI-generierte Inhalte können fehlerhaft sein."/>
+                    <pic:cNvPr id="266456211" name=""/>
                     <pic:cNvPicPr/>
                   </pic:nvPicPr>
                   <pic:blipFill>
@@ -45,7 +45,7 @@
                   <pic:spPr>
                     <a:xfrm>
                       <a:off x="0" y="0"/>
-                      <a:ext cx="10720657" cy="7581089"/>
+                      <a:ext cx="10802836" cy="7639203"/>
                     </a:xfrm>
                     <a:prstGeom prst="rect">
                       <a:avLst/>

--- a/Diplomarbeit/8_Zeichnungen/Schaltplan.docx
+++ b/Diplomarbeit/8_Zeichnungen/Schaltplan.docx
@@ -8,18 +8,18 @@
           <w:noProof/>
         </w:rPr>
         <w:drawing>
-          <wp:anchor distT="0" distB="0" distL="114300" distR="114300" simplePos="0" relativeHeight="251658240" behindDoc="1" locked="0" layoutInCell="1" allowOverlap="1" wp14:anchorId="6E5597E3" wp14:editId="53A41794">
+          <wp:anchor distT="0" distB="0" distL="114300" distR="114300" simplePos="0" relativeHeight="251658240" behindDoc="1" locked="0" layoutInCell="1" allowOverlap="1" wp14:anchorId="3E008208" wp14:editId="06E8431D">
             <wp:simplePos x="0" y="0"/>
-            <wp:positionH relativeFrom="page">
-              <wp:align>left</wp:align>
+            <wp:positionH relativeFrom="column">
+              <wp:posOffset>-830489</wp:posOffset>
             </wp:positionH>
             <wp:positionV relativeFrom="paragraph">
-              <wp:posOffset>-897875</wp:posOffset>
+              <wp:posOffset>-899705</wp:posOffset>
             </wp:positionV>
-            <wp:extent cx="10795591" cy="7634079"/>
-            <wp:effectExtent l="0" t="0" r="6350" b="5080"/>
+            <wp:extent cx="10861887" cy="7680960"/>
+            <wp:effectExtent l="0" t="0" r="0" b="0"/>
             <wp:wrapNone/>
-            <wp:docPr id="266456211" name="Grafik 1"/>
+            <wp:docPr id="551052181" name="Grafik 1" descr="Ein Bild, das Diagramm, Text, Plan, technische Zeichnung enthält.&#10;&#10;KI-generierte Inhalte können fehlerhaft sein."/>
             <wp:cNvGraphicFramePr>
               <a:graphicFrameLocks xmlns:a="http://schemas.openxmlformats.org/drawingml/2006/main" noChangeAspect="1"/>
             </wp:cNvGraphicFramePr>
@@ -27,7 +27,7 @@
               <a:graphicData uri="http://schemas.openxmlformats.org/drawingml/2006/picture">
                 <pic:pic xmlns:pic="http://schemas.openxmlformats.org/drawingml/2006/picture">
                   <pic:nvPicPr>
-                    <pic:cNvPr id="266456211" name=""/>
+                    <pic:cNvPr id="551052181" name="Grafik 1" descr="Ein Bild, das Diagramm, Text, Plan, technische Zeichnung enthält.&#10;&#10;KI-generierte Inhalte können fehlerhaft sein."/>
                     <pic:cNvPicPr/>
                   </pic:nvPicPr>
                   <pic:blipFill>
@@ -45,7 +45,7 @@
                   <pic:spPr>
                     <a:xfrm>
                       <a:off x="0" y="0"/>
-                      <a:ext cx="10802836" cy="7639203"/>
+                      <a:ext cx="10861887" cy="7680960"/>
                     </a:xfrm>
                     <a:prstGeom prst="rect">
                       <a:avLst/>

--- a/Diplomarbeit/8_Zeichnungen/Schaltplan.docx
+++ b/Diplomarbeit/8_Zeichnungen/Schaltplan.docx
@@ -8,18 +8,18 @@
           <w:noProof/>
         </w:rPr>
         <w:drawing>
-          <wp:anchor distT="0" distB="0" distL="114300" distR="114300" simplePos="0" relativeHeight="251658240" behindDoc="1" locked="0" layoutInCell="1" allowOverlap="1" wp14:anchorId="3E008208" wp14:editId="06E8431D">
+          <wp:anchor distT="0" distB="0" distL="114300" distR="114300" simplePos="0" relativeHeight="251658240" behindDoc="1" locked="0" layoutInCell="1" allowOverlap="1" wp14:anchorId="4E9619CA" wp14:editId="12AA8802">
             <wp:simplePos x="0" y="0"/>
-            <wp:positionH relativeFrom="column">
-              <wp:posOffset>-830489</wp:posOffset>
+            <wp:positionH relativeFrom="page">
+              <wp:align>right</wp:align>
             </wp:positionH>
             <wp:positionV relativeFrom="paragraph">
-              <wp:posOffset>-899705</wp:posOffset>
+              <wp:posOffset>-899977</wp:posOffset>
             </wp:positionV>
-            <wp:extent cx="10861887" cy="7680960"/>
-            <wp:effectExtent l="0" t="0" r="0" b="0"/>
+            <wp:extent cx="10687050" cy="7557325"/>
+            <wp:effectExtent l="0" t="0" r="0" b="5715"/>
             <wp:wrapNone/>
-            <wp:docPr id="551052181" name="Grafik 1" descr="Ein Bild, das Diagramm, Text, Plan, technische Zeichnung enthält.&#10;&#10;KI-generierte Inhalte können fehlerhaft sein."/>
+            <wp:docPr id="65453013" name="Grafik 1" descr="Ein Bild, das Diagramm, technische Zeichnung, Plan, Text enthält.&#10;&#10;KI-generierte Inhalte können fehlerhaft sein."/>
             <wp:cNvGraphicFramePr>
               <a:graphicFrameLocks xmlns:a="http://schemas.openxmlformats.org/drawingml/2006/main" noChangeAspect="1"/>
             </wp:cNvGraphicFramePr>
@@ -27,7 +27,7 @@
               <a:graphicData uri="http://schemas.openxmlformats.org/drawingml/2006/picture">
                 <pic:pic xmlns:pic="http://schemas.openxmlformats.org/drawingml/2006/picture">
                   <pic:nvPicPr>
-                    <pic:cNvPr id="551052181" name="Grafik 1" descr="Ein Bild, das Diagramm, Text, Plan, technische Zeichnung enthält.&#10;&#10;KI-generierte Inhalte können fehlerhaft sein."/>
+                    <pic:cNvPr id="65453013" name="Grafik 1" descr="Ein Bild, das Diagramm, technische Zeichnung, Plan, Text enthält.&#10;&#10;KI-generierte Inhalte können fehlerhaft sein."/>
                     <pic:cNvPicPr/>
                   </pic:nvPicPr>
                   <pic:blipFill>
@@ -45,7 +45,7 @@
                   <pic:spPr>
                     <a:xfrm>
                       <a:off x="0" y="0"/>
-                      <a:ext cx="10861887" cy="7680960"/>
+                      <a:ext cx="10687050" cy="7557325"/>
                     </a:xfrm>
                     <a:prstGeom prst="rect">
                       <a:avLst/>

--- a/Diplomarbeit/8_Zeichnungen/Schaltplan.docx
+++ b/Diplomarbeit/8_Zeichnungen/Schaltplan.docx
@@ -8,18 +8,18 @@
           <w:noProof/>
         </w:rPr>
         <w:drawing>
-          <wp:anchor distT="0" distB="0" distL="114300" distR="114300" simplePos="0" relativeHeight="251658240" behindDoc="1" locked="0" layoutInCell="1" allowOverlap="1" wp14:anchorId="4E9619CA" wp14:editId="12AA8802">
+          <wp:anchor distT="0" distB="0" distL="114300" distR="114300" simplePos="0" relativeHeight="251658240" behindDoc="1" locked="0" layoutInCell="1" allowOverlap="1" wp14:anchorId="37B78CF6" wp14:editId="2F6D70CA">
             <wp:simplePos x="0" y="0"/>
             <wp:positionH relativeFrom="page">
               <wp:align>right</wp:align>
             </wp:positionH>
             <wp:positionV relativeFrom="paragraph">
-              <wp:posOffset>-899977</wp:posOffset>
+              <wp:posOffset>-899468</wp:posOffset>
             </wp:positionV>
-            <wp:extent cx="10687050" cy="7557325"/>
-            <wp:effectExtent l="0" t="0" r="0" b="5715"/>
+            <wp:extent cx="10683089" cy="7554524"/>
+            <wp:effectExtent l="0" t="0" r="4445" b="8890"/>
             <wp:wrapNone/>
-            <wp:docPr id="65453013" name="Grafik 1" descr="Ein Bild, das Diagramm, technische Zeichnung, Plan, Text enthält.&#10;&#10;KI-generierte Inhalte können fehlerhaft sein."/>
+            <wp:docPr id="1309080985" name="Grafik 1" descr="Ein Bild, das Diagramm, Text, Plan, technische Zeichnung enthält.&#10;&#10;KI-generierte Inhalte können fehlerhaft sein."/>
             <wp:cNvGraphicFramePr>
               <a:graphicFrameLocks xmlns:a="http://schemas.openxmlformats.org/drawingml/2006/main" noChangeAspect="1"/>
             </wp:cNvGraphicFramePr>
@@ -27,7 +27,7 @@
               <a:graphicData uri="http://schemas.openxmlformats.org/drawingml/2006/picture">
                 <pic:pic xmlns:pic="http://schemas.openxmlformats.org/drawingml/2006/picture">
                   <pic:nvPicPr>
-                    <pic:cNvPr id="65453013" name="Grafik 1" descr="Ein Bild, das Diagramm, technische Zeichnung, Plan, Text enthält.&#10;&#10;KI-generierte Inhalte können fehlerhaft sein."/>
+                    <pic:cNvPr id="1309080985" name="Grafik 1" descr="Ein Bild, das Diagramm, Text, Plan, technische Zeichnung enthält.&#10;&#10;KI-generierte Inhalte können fehlerhaft sein."/>
                     <pic:cNvPicPr/>
                   </pic:nvPicPr>
                   <pic:blipFill>
@@ -45,7 +45,7 @@
                   <pic:spPr>
                     <a:xfrm>
                       <a:off x="0" y="0"/>
-                      <a:ext cx="10687050" cy="7557325"/>
+                      <a:ext cx="10683089" cy="7554524"/>
                     </a:xfrm>
                     <a:prstGeom prst="rect">
                       <a:avLst/>

--- a/Diplomarbeit/8_Zeichnungen/Schaltplan.docx
+++ b/Diplomarbeit/8_Zeichnungen/Schaltplan.docx
@@ -8,18 +8,18 @@
           <w:noProof/>
         </w:rPr>
         <w:drawing>
-          <wp:anchor distT="0" distB="0" distL="114300" distR="114300" simplePos="0" relativeHeight="251658240" behindDoc="1" locked="0" layoutInCell="1" allowOverlap="1" wp14:anchorId="37B78CF6" wp14:editId="2F6D70CA">
+          <wp:anchor distT="0" distB="0" distL="114300" distR="114300" simplePos="0" relativeHeight="251658240" behindDoc="1" locked="0" layoutInCell="1" allowOverlap="1" wp14:anchorId="71843DD0" wp14:editId="235CE5B7">
             <wp:simplePos x="0" y="0"/>
             <wp:positionH relativeFrom="page">
               <wp:align>right</wp:align>
             </wp:positionH>
             <wp:positionV relativeFrom="paragraph">
-              <wp:posOffset>-899468</wp:posOffset>
+              <wp:posOffset>-898358</wp:posOffset>
             </wp:positionV>
-            <wp:extent cx="10683089" cy="7554524"/>
-            <wp:effectExtent l="0" t="0" r="4445" b="8890"/>
+            <wp:extent cx="10692063" cy="7560870"/>
+            <wp:effectExtent l="0" t="0" r="0" b="2540"/>
             <wp:wrapNone/>
-            <wp:docPr id="1309080985" name="Grafik 1" descr="Ein Bild, das Diagramm, Text, Plan, technische Zeichnung enthält.&#10;&#10;KI-generierte Inhalte können fehlerhaft sein."/>
+            <wp:docPr id="1747277827" name="Grafik 1" descr="Ein Bild, das Diagramm, Plan, technische Zeichnung, Text enthält.&#10;&#10;KI-generierte Inhalte können fehlerhaft sein."/>
             <wp:cNvGraphicFramePr>
               <a:graphicFrameLocks xmlns:a="http://schemas.openxmlformats.org/drawingml/2006/main" noChangeAspect="1"/>
             </wp:cNvGraphicFramePr>
@@ -27,7 +27,7 @@
               <a:graphicData uri="http://schemas.openxmlformats.org/drawingml/2006/picture">
                 <pic:pic xmlns:pic="http://schemas.openxmlformats.org/drawingml/2006/picture">
                   <pic:nvPicPr>
-                    <pic:cNvPr id="1309080985" name="Grafik 1" descr="Ein Bild, das Diagramm, Text, Plan, technische Zeichnung enthält.&#10;&#10;KI-generierte Inhalte können fehlerhaft sein."/>
+                    <pic:cNvPr id="1747277827" name="Grafik 1" descr="Ein Bild, das Diagramm, Plan, technische Zeichnung, Text enthält.&#10;&#10;KI-generierte Inhalte können fehlerhaft sein."/>
                     <pic:cNvPicPr/>
                   </pic:nvPicPr>
                   <pic:blipFill>
@@ -45,7 +45,7 @@
                   <pic:spPr>
                     <a:xfrm>
                       <a:off x="0" y="0"/>
-                      <a:ext cx="10683089" cy="7554524"/>
+                      <a:ext cx="10692063" cy="7560870"/>
                     </a:xfrm>
                     <a:prstGeom prst="rect">
                       <a:avLst/>

--- a/Diplomarbeit/8_Zeichnungen/Schaltplan.docx
+++ b/Diplomarbeit/8_Zeichnungen/Schaltplan.docx
@@ -8,18 +8,18 @@
           <w:noProof/>
         </w:rPr>
         <w:drawing>
-          <wp:anchor distT="0" distB="0" distL="114300" distR="114300" simplePos="0" relativeHeight="251658240" behindDoc="1" locked="0" layoutInCell="1" allowOverlap="1" wp14:anchorId="71843DD0" wp14:editId="235CE5B7">
+          <wp:anchor distT="0" distB="0" distL="114300" distR="114300" simplePos="0" relativeHeight="251658240" behindDoc="1" locked="0" layoutInCell="1" allowOverlap="1" wp14:anchorId="362AAB0C" wp14:editId="32ADC2CC">
             <wp:simplePos x="0" y="0"/>
-            <wp:positionH relativeFrom="page">
-              <wp:align>right</wp:align>
+            <wp:positionH relativeFrom="column">
+              <wp:posOffset>-691692</wp:posOffset>
             </wp:positionH>
             <wp:positionV relativeFrom="paragraph">
-              <wp:posOffset>-898358</wp:posOffset>
+              <wp:posOffset>-843001</wp:posOffset>
             </wp:positionV>
-            <wp:extent cx="10692063" cy="7560870"/>
-            <wp:effectExtent l="0" t="0" r="0" b="2540"/>
+            <wp:extent cx="10501401" cy="7426043"/>
+            <wp:effectExtent l="0" t="0" r="0" b="3810"/>
             <wp:wrapNone/>
-            <wp:docPr id="1747277827" name="Grafik 1" descr="Ein Bild, das Diagramm, Plan, technische Zeichnung, Text enthält.&#10;&#10;KI-generierte Inhalte können fehlerhaft sein."/>
+            <wp:docPr id="1216485721" name="Grafik 1"/>
             <wp:cNvGraphicFramePr>
               <a:graphicFrameLocks xmlns:a="http://schemas.openxmlformats.org/drawingml/2006/main" noChangeAspect="1"/>
             </wp:cNvGraphicFramePr>
@@ -27,7 +27,7 @@
               <a:graphicData uri="http://schemas.openxmlformats.org/drawingml/2006/picture">
                 <pic:pic xmlns:pic="http://schemas.openxmlformats.org/drawingml/2006/picture">
                   <pic:nvPicPr>
-                    <pic:cNvPr id="1747277827" name="Grafik 1" descr="Ein Bild, das Diagramm, Plan, technische Zeichnung, Text enthält.&#10;&#10;KI-generierte Inhalte können fehlerhaft sein."/>
+                    <pic:cNvPr id="1216485721" name=""/>
                     <pic:cNvPicPr/>
                   </pic:nvPicPr>
                   <pic:blipFill>
@@ -45,7 +45,7 @@
                   <pic:spPr>
                     <a:xfrm>
                       <a:off x="0" y="0"/>
-                      <a:ext cx="10692063" cy="7560870"/>
+                      <a:ext cx="10515315" cy="7435882"/>
                     </a:xfrm>
                     <a:prstGeom prst="rect">
                       <a:avLst/>
